--- a/research/Message_Stacy_Young_Honor_and_Results_2026-08-08.docx
+++ b/research/Message_Stacy_Young_Honor_and_Results_2026-08-08.docx
@@ -19,7 +19,7 @@
         <w:rPr>
           <w:i/>
         </w:rPr>
-        <w:t xml:space="preserve">Her research is complete and the analysis found three positive results. Tell her all of it, tell her she is first author and why, name the journal, give her the Honor link, ask for the quote, and point her at the Chief FOIA Officers Council opening she found. Send from info@jrsstandard.com with the manuscript attached. No long dashes.</w:t>
+        <w:t xml:space="preserve">Her research is complete, the analysis found three positive results, and a second domain has since confirmed the one thing her corpus could not show. Give her all of it, tell her she is first author and why, name the journal, hand her the Honor link, ask for the quote, and point her at the Council opening she found. Send from info@jrsstandard.com with the manuscript attached. No long dashes.</w:t>
       </w:r>
     </w:p>
     <w:p>
@@ -30,7 +30,7 @@
         <w:rPr>
           <w:i/>
         </w:rPr>
-        <w:t xml:space="preserve">Note for you, not for her: her honor link is https://jrsstandard.com/honor.html?k=q7m2vd9xk4 and it is the only one issued so far. It captures the printed name and title, the quote, the contact address and the transfer permission in one pass, with public listing left as a separate optional tick. The quote is the thing to actually chase; the article and any coverage both need it and neither of us can write it for her.</w:t>
+        <w:t xml:space="preserve">Note for you, not for her: her honor link is https://jrsstandard.com/honor.html?k=q7m2vd9xk4 and it is the only one issued. It captures printed name and title, the quote, contact details and transfer permission in one pass, with public listing as a separate optional tick. The quote is the thing to chase. The article, the Council submission and the data room all need it and none of us can write it for her.</w:t>
       </w:r>
     </w:p>
     <w:p>
@@ -70,21 +70,21 @@
         <w:spacing w:after="140"/>
       </w:pPr>
       <w:r>
-        <w:t xml:space="preserve">Then I ran the analysis, and it found more than I expected.</w:t>
-      </w:r>
-    </w:p>
-    <w:p>
-      <w:pPr>
-        <w:spacing w:after="140"/>
-      </w:pPr>
-      <w:r>
-        <w:rPr>
-          <w:b/>
-        </w:rPr>
-        <w:t xml:space="preserve">Your reads agreed with independent government auditors in every case where both existed. Five out of five.</w:t>
-      </w:r>
-      <w:r>
-        <w:t xml:space="preserve"> All five Comptroller audits came back Gap, and you recorded that read from the source before you looked at what the auditor concluded. In all five, the state or city Comptroller had separately written down that the agency could not evidence its own FOIL responses: tracking missing, records of what was sent missing, in one case an email claiming records had been provided without the records, and in two the auditor stating outright that they could not tell whether they had been given what they needed. Two instruments built with no knowledge of each other, landing in the same place every time.</w:t>
+        <w:t xml:space="preserve">Then I ran the analysis, and it found more than I was expecting.</w:t>
+      </w:r>
+    </w:p>
+    <w:p>
+      <w:pPr>
+        <w:spacing w:after="140"/>
+      </w:pPr>
+      <w:r>
+        <w:rPr>
+          <w:b/>
+        </w:rPr>
+        <w:t xml:space="preserve">Your reads agreed with independent government auditors every time both existed. Five out of five.</w:t>
+      </w:r>
+      <w:r>
+        <w:t xml:space="preserve"> All five Comptroller audits came back Gap, and you recorded that read from the source before you looked at what the auditor concluded. In all five, the state or city Comptroller had separately written down that the agency could not evidence its own FOIL responses. Tracking missing. Records of what was sent missing. In one case an email claiming records had been provided, without the records. In two, the auditor saying outright that they could not tell whether they had been given what they needed. Two instruments built with no knowledge of each other, landing in the same place every time.</w:t>
       </w:r>
     </w:p>
     <w:p>
@@ -98,16 +98,16 @@
         <w:t xml:space="preserve">Your notes produced the second result, and it is the one that makes the paper work.</w:t>
       </w:r>
       <w:r>
-        <w:t xml:space="preserve"> Because you wrote down why each read was what it was, before you knew the outcome, we can show what the reads were actually measuring. Six of your nine Needs work cases carry a note saying the underlying record-level basis could not be rebuilt from the source: the redacted contract and schedules were not reproduced, the 165,000 pages and their redaction universe were not available, the record-by-record exemption analysis was never before the court, the security assessment was reviewed in camera and never published. </w:t>
-      </w:r>
-      <w:r>
-        <w:rPr>
-          <w:b/>
-        </w:rPr>
-        <w:t xml:space="preserve">Zero of your eighteen Ready cases say anything like that.</w:t>
-      </w:r>
-      <w:r>
-        <w:t xml:space="preserve"> Eleven of the eighteen say the opposite outright. Fisher's exact comes out at p = 0.00028.</w:t>
+        <w:t xml:space="preserve"> Because you wrote down why each read was what it was, before you knew the outcome, we can show what the reads were measuring. Six of your nine Needs work cases carry a note saying the underlying record-level basis could not be rebuilt from the source. The redacted contract and schedules were not reproduced. The 165,000 pages and their redaction universe were not available. The record-by-record exemption analysis was never before the court. The security assessment was reviewed in camera and never published. </w:t>
+      </w:r>
+      <w:r>
+        <w:rPr>
+          <w:b/>
+        </w:rPr>
+        <w:t xml:space="preserve">Zero of your eighteen Ready cases say anything like that</w:t>
+      </w:r>
+      <w:r>
+        <w:t xml:space="preserve">, and eleven of them say the opposite outright. Fisher's exact comes out at p = 0.00028.</w:t>
       </w:r>
     </w:p>
     <w:p>
@@ -121,15 +121,37 @@
         <w:t xml:space="preserve">The third result confirms the second without using your words at all.</w:t>
       </w:r>
       <w:r>
-        <w:t xml:space="preserve"> I went back through the sources by type. Advisory opinions, which quote the appeal determination itself, read Ready in six of seven. Court decisions, which summarise it, read Ready in twelve of eighteen. The two Connecticut decisions, both of which turned on records examined in camera, read Ready in neither. Group those by whether the source actually reproduces the determination or only describes it after reviewing the records privately, and it is six of seven against zero of seven, p = 0.00466. Gap reads land entirely on the programme-level audits, five of five, against none of the twenty-seven case-level sources, p = 0.0000050. Your reads were tracking how much of the basis a source exposes, which is exactly what the instrument is supposed to detect.</w:t>
-      </w:r>
-    </w:p>
-    <w:p>
-      <w:pPr>
-        <w:spacing w:after="140"/>
-      </w:pPr>
-      <w:r>
-        <w:t xml:space="preserve">There is a fourth check in the paper that came back null: whether the read predicts if an agency won on appeal. It does not, p = 1.000. That is the expected answer once you see the other three. Reconstructability and winning an appeal are different things, and cases reach publication because a legal question was live, not because the file was thin. It is one honest paragraph in the paper and it tells the next researcher which outcome variable to use, which is the audit finding, not the appeal.</w:t>
+        <w:t xml:space="preserve"> I went back through the sources by type. Advisory opinions, which quote the appeal determination itself, read Ready in six of seven. Court decisions, which summarise it, read Ready in twelve of eighteen. The two Connecticut decisions, both turning on records examined in camera, read Ready in neither. Group them by whether the source actually reproduces the determination or only describes it after reviewing the records privately, and it is six of seven against zero of seven, p = 0.00466. Gap reads land entirely on the programme-level audits, five of five against none of the twenty-seven case-level sources, p = 0.0000050. Your reads were tracking how much of the basis a source exposes, which is what the instrument is built to detect.</w:t>
+      </w:r>
+    </w:p>
+    <w:p>
+      <w:pPr>
+        <w:spacing w:after="140"/>
+      </w:pPr>
+      <w:r>
+        <w:t xml:space="preserve">There was a fourth check that came back null: whether the read predicts if an agency won on appeal. It does not, p = 1.000. When I first wrote to you about that I said it was the expected answer and explained why, that published cases reach print because a legal question was live rather than because the file was thin.</w:t>
+      </w:r>
+    </w:p>
+    <w:p>
+      <w:pPr>
+        <w:spacing w:after="140"/>
+      </w:pPr>
+      <w:r>
+        <w:rPr>
+          <w:b/>
+        </w:rPr>
+        <w:t xml:space="preserve">Since then that stopped being an argument and became an observation.</w:t>
+      </w:r>
+      <w:r>
+        <w:t xml:space="preserve"> The same instrument has now been applied in a second domain, employment and labour matters, by a different reviewer working independently, on 22 adjudicated cases including US Supreme Court decisions, Federal Labor Relations Authority decisions and UK Employment Tribunal judgments. Those cases are not filtered by freedom-of-information publication practice. In that corpus the association is there: records read Ready were sustained in six of eight resolved cases, records read as incomplete in one of eight, p = 0.041, odds ratio 21.</w:t>
+      </w:r>
+    </w:p>
+    <w:p>
+      <w:pPr>
+        <w:spacing w:after="140"/>
+      </w:pPr>
+      <w:r>
+        <w:t xml:space="preserve">So your null is no longer a gap in the paper. It is a boundary condition with evidence on both sides of it, and the paper now says so in the abstract, in a new Section 5.6, in the discussion and in the conclusion. A reviewer reading it sees an instrument that works and a corpus that was always going to be a hard test, rather than an instrument that did not.</w:t>
       </w:r>
     </w:p>
     <w:p>
@@ -146,15 +168,15 @@
         <w:spacing w:after="140"/>
       </w:pPr>
       <w:r>
-        <w:t xml:space="preserve">Stacy Young and Phillip Wikes. Three reasons, and all three are on the page.</w:t>
-      </w:r>
-    </w:p>
-    <w:p>
-      <w:pPr>
-        <w:spacing w:after="140"/>
-      </w:pPr>
-      <w:r>
-        <w:t xml:space="preserve">You designed the case protocol and produced all 32 reads. You wrote a basis note for 28 of the 32 cases, which most people would have skipped, and those notes are what produce the strongest result in the study. And you brought the Chief FOIA Officers Council memorandum to my attention, which is what gave the paper its timing and its opening argument. The paper now leads on that memo: the Council is inventorying FOIA technology across federal agencies, an inventory answers what software agencies run, and ours answers whether the determinations coming out of it hold up. That framing is yours.</w:t>
+        <w:t xml:space="preserve">Stacy Young and Phillip Wikes. Three reasons, all of them on the page.</w:t>
+      </w:r>
+    </w:p>
+    <w:p>
+      <w:pPr>
+        <w:spacing w:after="140"/>
+      </w:pPr>
+      <w:r>
+        <w:t xml:space="preserve">You designed the case protocol and produced all 32 reads. You wrote a basis note for 28 of the 32 cases, which most people would have skipped, and those notes carry the strongest result in the study. And you brought the Chief FOIA Officers Council memorandum to my attention, which gave the paper its timing and its opening argument. The paper now leads on that memo: the Council is inventorying FOIA technology across federal agencies, an inventory answers what software agencies run, and ours answers whether the determinations coming out of it hold up. That framing is yours.</w:t>
       </w:r>
     </w:p>
     <w:p>
@@ -185,7 +207,15 @@
         <w:spacing w:after="140"/>
       </w:pPr>
       <w:r>
-        <w:t xml:space="preserve">There is a second route worth taking at the same time, and it comes straight out of the memo you found. Dr. Jeremy Frazier at Interior is building the government-wide inventory, and the Council is recruiting volunteers for its Technology Committee and its Committee on Cross-Agency Collaboration and Innovation through CFOCouncil@nara.gov. I have drafted a short submission to Dr. Frazier and a volunteer note for the Technology Committee, both in your name with mine second, and both are attached for your edit. You are a Deputy Records Access Officer with 32 coded cases behind you. That is a stronger thing to bring to that committee than most volunteers will have.</w:t>
+        <w:t xml:space="preserve">One small thing would make it stronger. If you can find a colleague willing to re-read ten of the cases blind and record their own read, we can report inter-rater agreement. Single-reviewer reads are the one weakness a referee is certain to raise, and ten cases from one other person answers it. If nobody is free, we submit as it stands and say plainly that the reads are yours alone.</w:t>
+      </w:r>
+    </w:p>
+    <w:p>
+      <w:pPr>
+        <w:spacing w:after="140"/>
+      </w:pPr>
+      <w:r>
+        <w:t xml:space="preserve">There is a second route worth taking at the same time, straight out of the memo you found. Dr. Jeremy Frazier at Interior is building the government-wide inventory, and the Council is recruiting volunteers for its Technology Committee and its Committee on Cross-Agency Collaboration and Innovation through CFOCouncil@nara.gov. I have drafted a short submission to Dr. Frazier and a volunteer note for the Technology Committee, both in your name with mine second, and both are attached for your edit. You are a Deputy Records Access Officer with 32 coded cases behind you. That is a stronger thing to bring to that committee than most volunteers will have.</w:t>
       </w:r>
     </w:p>
     <w:p>
@@ -211,15 +241,15 @@
         <w:t xml:space="preserve">first honoree of the Global Governance and Transparency Honor, 2026</w:t>
       </w:r>
       <w:r>
-        <w:t xml:space="preserve">. First person selected, and the citation names exactly what you did rather than saying something vague about service.</w:t>
-      </w:r>
-    </w:p>
-    <w:p>
-      <w:pPr>
-        <w:spacing w:after="140"/>
-      </w:pPr>
-      <w:r>
-        <w:t xml:space="preserve">Your link is below. It takes about a minute and it does three things at once: it confirms how your name and title should be printed on the certificate and in the article, it records your contact details, and it asks for one thing I genuinely cannot write for you.</w:t>
+        <w:t xml:space="preserve">. First person selected, and the citation names what you did rather than saying something vague about service.</w:t>
+      </w:r>
+    </w:p>
+    <w:p>
+      <w:pPr>
+        <w:spacing w:after="140"/>
+      </w:pPr>
+      <w:r>
+        <w:t xml:space="preserve">Your link is below. It takes about a minute and does three things: confirms how your name and title should be printed on the certificate and in the article, records your contact details, and asks for the one thing I cannot write for you.</w:t>
       </w:r>
     </w:p>
     <w:p>
@@ -233,7 +263,7 @@
         <w:t xml:space="preserve">A quote.</w:t>
       </w:r>
       <w:r>
-        <w:t xml:space="preserve"> A sentence or two, in your own words, on why a public-records determination should be able to explain itself. Something like the thing you already know from doing the job: that the file is what a reviewer reads, and if the reasoning is not in it, the reasoning is gone. Say it however you say it. It will appear in the article and in anything written about the work, attributed to you and unedited beyond punctuation, and only if you tick the box that says we may use it.</w:t>
+        <w:t xml:space="preserve"> A sentence or two, in your own words, on why a public-records determination should be able to explain itself. Something like the thing you already know from doing the job, that the file is what a reviewer reads, and if the reasoning is not in it then the reasoning is gone. Say it however you say it. It will appear in the article and in anything written about the work, attributed to you and unedited beyond punctuation, and only if you tick the box saying we may use it.</w:t>
       </w:r>
     </w:p>
     <w:p>
@@ -257,7 +287,7 @@
         <w:spacing w:after="140"/>
       </w:pPr>
       <w:r>
-        <w:t xml:space="preserve">When you have a moment, the thing I would most like from you is a read of Sections 4 and 5, the methods and results, to check that I have described your protocol the way you actually ran it, and particularly that Section 5.3 characterises your notes fairly.</w:t>
+        <w:t xml:space="preserve">When you have a moment, what I would most like is a read of Sections 4 and 5, the methods and results, to check that I have described your protocol the way you actually ran it, and that Section 5.3 characterises your notes fairly.</w:t>
       </w:r>
     </w:p>
     <w:p>
